--- a/cf/jm/u/files/u037.docx
+++ b/cf/jm/u/files/u037.docx
@@ -20,7 +20,7 @@
     </w:p>
     <w:p>
       <w:r>
-        <w:t>請針對每個題目，把答案填在「回答：」後面（越具體越好）；填好後請放回您的部門資料夾即可，不需回信。</w:t>
+        <w:t>這份問卷是想更了解您的實際作業，好把您的 AI 助理做得更貼近需求。第一部分請把答案填在「回答：」後面（越具體越好）；第二部分只是先讓您了解，之後用的時候再一起調整，不用現在填。填好後放回您的部門資料夾即可，不需回信。</w:t>
       </w:r>
     </w:p>
     <w:p>
@@ -32,8 +32,16 @@
       </w:r>
     </w:p>
     <w:p>
+      <w:pPr>
+        <w:pStyle w:val="Heading2"/>
+      </w:pPr>
       <w:r>
-        <w:t>1. 本題界線需確認：AI只做2D/3D標註尺寸逐項比對，是否符合CAM需求與製作加工程式一律由工程師判定，對嗎？</w:t>
+        <w:t>一、請您提供或確認的事情</w:t>
+      </w:r>
+    </w:p>
+    <w:p>
+      <w:r>
+        <w:t>1. 先講界線：這題本體是『2D／3D 圖核對後製作加工程式』，圖符不符合 CAM 需求、要不要據以編程，屬工程判斷，由工程師負責；AI 不下 CAM 結論、不做加工程式、不寫程式碼，只幫你列尺寸比對清單</w:t>
       </w:r>
     </w:p>
     <w:p>
@@ -43,7 +51,7 @@
     </w:p>
     <w:p>
       <w:r>
-        <w:t>2. 客戶提供的檔案是2D圖＋3D檔，還是含標註彙整？AI能讀到的是圖面還是模型？</w:t>
+        <w:t>2. 那 AI 到底幫你做什麼？（把客戶 2D 圖和 3D 圖上對應的尺寸、公差、特徵一項一項列出來比對，標出兩邊不一致或缺漏的地方）</w:t>
       </w:r>
     </w:p>
     <w:p>
@@ -53,7 +61,7 @@
     </w:p>
     <w:p>
       <w:r>
-        <w:t>3. 希望比對哪些項目（外形、孔位、公差、圓角、特徵數、表面處理）？</w:t>
+        <w:t>3. 資料從哪裡來？（客戶提供、由產工部轉來的 2D、3D 檔案）</w:t>
       </w:r>
     </w:p>
     <w:p>
@@ -63,7 +71,7 @@
     </w:p>
     <w:p>
       <w:r>
-        <w:t>4. 2D與3D以什麼對應（特徵名稱、座標、視圖）？</w:t>
+        <w:t>4. 你希望它最後生出什麼？（一張『2D／3D 尺寸比對檢核清單』，每項標一致／不一致／缺漏，備註都寫待工程師判定）</w:t>
       </w:r>
     </w:p>
     <w:p>
@@ -73,7 +81,7 @@
     </w:p>
     <w:p>
       <w:r>
-        <w:t>5. 『不一致/缺漏』如何標示、後續由誰判定？</w:t>
+        <w:t>5. 它要拿什麼當底稿？（圖面標註與術語對照、常見比對項目清單）</w:t>
       </w:r>
     </w:p>
     <w:p>
@@ -83,12 +91,45 @@
     </w:p>
     <w:p>
       <w:r>
-        <w:t>6. 圖面標註慣例與基準面命名有無現成對照供知識庫？</w:t>
+        <w:t>6. 最後誰負責？（是否符合 CAM 需求、要不要做程式，一律由工程師判定）</w:t>
       </w:r>
     </w:p>
     <w:p>
       <w:r>
         <w:t>回答：</w:t>
+      </w:r>
+    </w:p>
+    <w:p>
+      <w:pPr>
+        <w:pStyle w:val="Heading2"/>
+      </w:pPr>
+      <w:r>
+        <w:t>二、要用了之後、跟 AI 一起調整的事情（先了解即可，不用現在填）</w:t>
+      </w:r>
+    </w:p>
+    <w:p>
+      <w:r>
+        <w:t>• 拿一組真的 2D／3D 對照（故意放一處不一致、一處缺漏）給它，看它有沒有正確抓出來</w:t>
+      </w:r>
+    </w:p>
+    <w:p>
+      <w:r>
+        <w:t>• 確認它只做尺寸比對，不會自己說『這符合 CAM 需求』或吐出程式碼；一旦越界就回去把提示詞界線加強</w:t>
+      </w:r>
+    </w:p>
+    <w:p>
+      <w:r>
+        <w:t>• 如果它比對常漏項，把你們平常會核對的比對項目清單補進知識庫</w:t>
+      </w:r>
+    </w:p>
+    <w:p>
+      <w:r>
+        <w:t>• 圖上尺寸抄錯時，換清楚一點的圖檔再試，或反映給顧問評估圖面辨識的模型要不要換新一點的</w:t>
+      </w:r>
+    </w:p>
+    <w:p>
+      <w:r>
+        <w:t>• 這題定位是輔助工具（只切出比對這一小段），用久後把工程師的比對重點慢慢教給它，讓清單越來越實用</w:t>
       </w:r>
     </w:p>
     <w:p/>
